--- a/Sem-1/RDBMS (Relational Database Management System)/MongoDB/MongoDB_new_data_14-10-2025/Exercise.docx
+++ b/Sem-1/RDBMS (Relational Database Management System)/MongoDB/MongoDB_new_data_14-10-2025/Exercise.docx
@@ -1628,9 +1628,19 @@
                 <w:sz w:val="23"/>
                 <w:szCs w:val="23"/>
               </w:rPr>
-              <w:t>g) Add an actor named "Samuel L. Jackson" to the movie "Pulp Fiction"</w:t>
-            </w:r>
-          </w:p>
+              <w:t xml:space="preserve">g) </w:t>
+            </w:r>
+            <w:bookmarkStart w:id="0" w:name="_GoBack"/>
+            <w:r>
+              <w:rPr>
+                <w:sz w:val="23"/>
+                <w:szCs w:val="23"/>
+                <w:highlight w:val="yellow"/>
+              </w:rPr>
+              <w:t>Add an actor named "Samuel L. Jackson" to the movie "Pulp Fiction"</w:t>
+            </w:r>
+          </w:p>
+          <w:bookmarkEnd w:id="0"/>
           <w:p>
             <w:pPr>
               <w:pStyle w:val="Default"/>
@@ -2903,6 +2913,16 @@
           <w:p>
             <w:pPr>
               <w:pStyle w:val="Default"/>
+              <w:ind w:left="360"/>
+              <w:rPr>
+                <w:sz w:val="23"/>
+                <w:szCs w:val="23"/>
+              </w:rPr>
+            </w:pPr>
+          </w:p>
+          <w:p>
+            <w:pPr>
+              <w:pStyle w:val="Default"/>
               <w:numPr>
                 <w:ilvl w:val="0"/>
                 <w:numId w:val="1"/>
@@ -2917,7 +2937,6 @@
                 <w:sz w:val="23"/>
                 <w:szCs w:val="23"/>
               </w:rPr>
-              <w:lastRenderedPageBreak/>
               <w:t>Count the total number of rooms available in all hotels</w:t>
             </w:r>
           </w:p>
@@ -2931,12 +2950,14 @@
               <w:rPr>
                 <w:sz w:val="23"/>
                 <w:szCs w:val="23"/>
-              </w:rPr>
-            </w:pPr>
-            <w:r>
-              <w:rPr>
-                <w:sz w:val="23"/>
-                <w:szCs w:val="23"/>
+                <w:highlight w:val="yellow"/>
+              </w:rPr>
+            </w:pPr>
+            <w:r>
+              <w:rPr>
+                <w:sz w:val="23"/>
+                <w:szCs w:val="23"/>
+                <w:highlight w:val="yellow"/>
               </w:rPr>
               <w:t>Find hotels where the discount given is greater than 5% in any booking</w:t>
             </w:r>
@@ -2996,6 +3017,627 @@
               <w:t>CityName</w:t>
             </w:r>
             <w:proofErr w:type="spellEnd"/>
+          </w:p>
+          <w:p>
+            <w:pPr>
+              <w:pStyle w:val="Default"/>
+              <w:rPr>
+                <w:sz w:val="23"/>
+                <w:szCs w:val="23"/>
+              </w:rPr>
+            </w:pPr>
+          </w:p>
+          <w:p>
+            <w:pPr>
+              <w:pStyle w:val="Default"/>
+              <w:numPr>
+                <w:ilvl w:val="0"/>
+                <w:numId w:val="1"/>
+              </w:numPr>
+              <w:rPr>
+                <w:sz w:val="23"/>
+                <w:szCs w:val="23"/>
+              </w:rPr>
+            </w:pPr>
+            <w:r>
+              <w:rPr>
+                <w:sz w:val="23"/>
+                <w:szCs w:val="23"/>
+              </w:rPr>
+              <w:t xml:space="preserve">Display only the </w:t>
+            </w:r>
+            <w:proofErr w:type="spellStart"/>
+            <w:r>
+              <w:rPr>
+                <w:sz w:val="23"/>
+                <w:szCs w:val="23"/>
+              </w:rPr>
+              <w:t>HotelName’s</w:t>
+            </w:r>
+            <w:proofErr w:type="spellEnd"/>
+            <w:r>
+              <w:rPr>
+                <w:sz w:val="23"/>
+                <w:szCs w:val="23"/>
+              </w:rPr>
+              <w:t xml:space="preserve">, where </w:t>
+            </w:r>
+            <w:proofErr w:type="spellStart"/>
+            <w:r>
+              <w:rPr>
+                <w:sz w:val="23"/>
+                <w:szCs w:val="23"/>
+              </w:rPr>
+              <w:t>TotNoOfRooms</w:t>
+            </w:r>
+            <w:proofErr w:type="spellEnd"/>
+            <w:r>
+              <w:rPr>
+                <w:sz w:val="23"/>
+                <w:szCs w:val="23"/>
+              </w:rPr>
+              <w:t xml:space="preserve"> is greater than 35.</w:t>
+            </w:r>
+          </w:p>
+          <w:p>
+            <w:pPr>
+              <w:pStyle w:val="Default"/>
+              <w:numPr>
+                <w:ilvl w:val="0"/>
+                <w:numId w:val="1"/>
+              </w:numPr>
+              <w:rPr>
+                <w:sz w:val="23"/>
+                <w:szCs w:val="23"/>
+              </w:rPr>
+            </w:pPr>
+            <w:r>
+              <w:rPr>
+                <w:sz w:val="23"/>
+                <w:szCs w:val="23"/>
+              </w:rPr>
+              <w:t xml:space="preserve">Find </w:t>
+            </w:r>
+            <w:proofErr w:type="spellStart"/>
+            <w:r>
+              <w:rPr>
+                <w:sz w:val="23"/>
+                <w:szCs w:val="23"/>
+              </w:rPr>
+              <w:t>HotelName</w:t>
+            </w:r>
+            <w:proofErr w:type="spellEnd"/>
+            <w:r>
+              <w:rPr>
+                <w:sz w:val="23"/>
+                <w:szCs w:val="23"/>
+              </w:rPr>
+              <w:t xml:space="preserve"> and </w:t>
+            </w:r>
+            <w:proofErr w:type="spellStart"/>
+            <w:r>
+              <w:rPr>
+                <w:sz w:val="23"/>
+                <w:szCs w:val="23"/>
+              </w:rPr>
+              <w:t>CityName</w:t>
+            </w:r>
+            <w:proofErr w:type="spellEnd"/>
+            <w:r>
+              <w:rPr>
+                <w:sz w:val="23"/>
+                <w:szCs w:val="23"/>
+              </w:rPr>
+              <w:t xml:space="preserve">, where </w:t>
+            </w:r>
+            <w:proofErr w:type="spellStart"/>
+            <w:r>
+              <w:rPr>
+                <w:sz w:val="23"/>
+                <w:szCs w:val="23"/>
+              </w:rPr>
+              <w:t>HotelId</w:t>
+            </w:r>
+            <w:proofErr w:type="spellEnd"/>
+            <w:r>
+              <w:rPr>
+                <w:sz w:val="23"/>
+                <w:szCs w:val="23"/>
+              </w:rPr>
+              <w:t xml:space="preserve"> is either “HOT0395” or “HOT2659”.</w:t>
+            </w:r>
+          </w:p>
+          <w:p>
+            <w:pPr>
+              <w:pStyle w:val="Default"/>
+              <w:numPr>
+                <w:ilvl w:val="0"/>
+                <w:numId w:val="1"/>
+              </w:numPr>
+              <w:rPr>
+                <w:sz w:val="23"/>
+                <w:szCs w:val="23"/>
+              </w:rPr>
+            </w:pPr>
+            <w:r>
+              <w:rPr>
+                <w:sz w:val="23"/>
+                <w:szCs w:val="23"/>
+              </w:rPr>
+              <w:t>D</w:t>
+            </w:r>
+            <w:r>
+              <w:rPr>
+                <w:sz w:val="23"/>
+                <w:szCs w:val="23"/>
+              </w:rPr>
+              <w:t xml:space="preserve">isplay the </w:t>
+            </w:r>
+            <w:proofErr w:type="spellStart"/>
+            <w:r>
+              <w:rPr>
+                <w:sz w:val="23"/>
+                <w:szCs w:val="23"/>
+              </w:rPr>
+              <w:t>HotelName’s</w:t>
+            </w:r>
+            <w:proofErr w:type="spellEnd"/>
+            <w:r>
+              <w:rPr>
+                <w:sz w:val="23"/>
+                <w:szCs w:val="23"/>
+              </w:rPr>
+              <w:t xml:space="preserve"> and </w:t>
+            </w:r>
+            <w:proofErr w:type="spellStart"/>
+            <w:r>
+              <w:rPr>
+                <w:sz w:val="23"/>
+                <w:szCs w:val="23"/>
+              </w:rPr>
+              <w:t>DateOfRegistration</w:t>
+            </w:r>
+            <w:proofErr w:type="spellEnd"/>
+            <w:r>
+              <w:rPr>
+                <w:sz w:val="23"/>
+                <w:szCs w:val="23"/>
+              </w:rPr>
+              <w:t xml:space="preserve"> of hotels, </w:t>
+            </w:r>
+            <w:proofErr w:type="gramStart"/>
+            <w:r>
+              <w:rPr>
+                <w:sz w:val="23"/>
+                <w:szCs w:val="23"/>
+              </w:rPr>
+              <w:t>whose</w:t>
+            </w:r>
+            <w:proofErr w:type="gramEnd"/>
+            <w:r>
+              <w:rPr>
+                <w:sz w:val="23"/>
+                <w:szCs w:val="23"/>
+              </w:rPr>
+              <w:t xml:space="preserve"> </w:t>
+            </w:r>
+            <w:proofErr w:type="spellStart"/>
+            <w:r>
+              <w:rPr>
+                <w:sz w:val="23"/>
+                <w:szCs w:val="23"/>
+              </w:rPr>
+              <w:t>TotNoOfRooms</w:t>
+            </w:r>
+            <w:proofErr w:type="spellEnd"/>
+            <w:r>
+              <w:rPr>
+                <w:sz w:val="23"/>
+                <w:szCs w:val="23"/>
+              </w:rPr>
+              <w:t xml:space="preserve"> is greater than 30 and less than 45.</w:t>
+            </w:r>
+          </w:p>
+          <w:p>
+            <w:pPr>
+              <w:pStyle w:val="Default"/>
+              <w:rPr>
+                <w:sz w:val="23"/>
+                <w:szCs w:val="23"/>
+              </w:rPr>
+            </w:pPr>
+          </w:p>
+          <w:p>
+            <w:pPr>
+              <w:pStyle w:val="Default"/>
+              <w:numPr>
+                <w:ilvl w:val="0"/>
+                <w:numId w:val="1"/>
+              </w:numPr>
+              <w:rPr>
+                <w:sz w:val="23"/>
+                <w:szCs w:val="23"/>
+              </w:rPr>
+            </w:pPr>
+            <w:r>
+              <w:rPr>
+                <w:sz w:val="23"/>
+                <w:szCs w:val="23"/>
+              </w:rPr>
+              <w:t xml:space="preserve">Modify </w:t>
+            </w:r>
+            <w:proofErr w:type="spellStart"/>
+            <w:r>
+              <w:rPr>
+                <w:sz w:val="23"/>
+                <w:szCs w:val="23"/>
+              </w:rPr>
+              <w:t>HotelType</w:t>
+            </w:r>
+            <w:proofErr w:type="spellEnd"/>
+            <w:r>
+              <w:rPr>
+                <w:sz w:val="23"/>
+                <w:szCs w:val="23"/>
+              </w:rPr>
+              <w:t xml:space="preserve"> of hotel with </w:t>
+            </w:r>
+            <w:proofErr w:type="spellStart"/>
+            <w:r>
+              <w:rPr>
+                <w:sz w:val="23"/>
+                <w:szCs w:val="23"/>
+              </w:rPr>
+              <w:t>HotelId</w:t>
+            </w:r>
+            <w:proofErr w:type="spellEnd"/>
+            <w:r>
+              <w:rPr>
+                <w:sz w:val="23"/>
+                <w:szCs w:val="23"/>
+              </w:rPr>
+              <w:t>: “HOT3951”.</w:t>
+            </w:r>
+          </w:p>
+          <w:p>
+            <w:pPr>
+              <w:pStyle w:val="Default"/>
+              <w:numPr>
+                <w:ilvl w:val="0"/>
+                <w:numId w:val="1"/>
+              </w:numPr>
+              <w:rPr>
+                <w:sz w:val="23"/>
+                <w:szCs w:val="23"/>
+              </w:rPr>
+            </w:pPr>
+            <w:r>
+              <w:rPr>
+                <w:sz w:val="23"/>
+                <w:szCs w:val="23"/>
+              </w:rPr>
+              <w:t xml:space="preserve">Add a field called “History”, which describes the hotel for documents with </w:t>
+            </w:r>
+            <w:proofErr w:type="spellStart"/>
+            <w:r>
+              <w:rPr>
+                <w:sz w:val="23"/>
+                <w:szCs w:val="23"/>
+              </w:rPr>
+              <w:t>HotelId</w:t>
+            </w:r>
+            <w:proofErr w:type="spellEnd"/>
+            <w:r>
+              <w:rPr>
+                <w:sz w:val="23"/>
+                <w:szCs w:val="23"/>
+              </w:rPr>
+              <w:t>, “HOT2156”, “HOT3951” and “HOT3654”.</w:t>
+            </w:r>
+          </w:p>
+          <w:p>
+            <w:pPr>
+              <w:pStyle w:val="Default"/>
+              <w:ind w:left="720"/>
+              <w:rPr>
+                <w:sz w:val="23"/>
+                <w:szCs w:val="23"/>
+              </w:rPr>
+            </w:pPr>
+          </w:p>
+          <w:p>
+            <w:pPr>
+              <w:pStyle w:val="Default"/>
+              <w:numPr>
+                <w:ilvl w:val="0"/>
+                <w:numId w:val="1"/>
+              </w:numPr>
+              <w:rPr>
+                <w:sz w:val="23"/>
+                <w:szCs w:val="23"/>
+              </w:rPr>
+            </w:pPr>
+            <w:r>
+              <w:rPr>
+                <w:sz w:val="23"/>
+                <w:szCs w:val="23"/>
+              </w:rPr>
+              <w:t xml:space="preserve">Find those documents where the </w:t>
+            </w:r>
+            <w:proofErr w:type="spellStart"/>
+            <w:r>
+              <w:rPr>
+                <w:sz w:val="23"/>
+                <w:szCs w:val="23"/>
+              </w:rPr>
+              <w:t>HotelType</w:t>
+            </w:r>
+            <w:proofErr w:type="spellEnd"/>
+            <w:r>
+              <w:rPr>
+                <w:sz w:val="23"/>
+                <w:szCs w:val="23"/>
+              </w:rPr>
+              <w:t xml:space="preserve"> is not “4 Star”.</w:t>
+            </w:r>
+          </w:p>
+          <w:p>
+            <w:pPr>
+              <w:pStyle w:val="Default"/>
+              <w:ind w:left="720"/>
+              <w:rPr>
+                <w:sz w:val="23"/>
+                <w:szCs w:val="23"/>
+              </w:rPr>
+            </w:pPr>
+          </w:p>
+          <w:p>
+            <w:pPr>
+              <w:pStyle w:val="Default"/>
+              <w:numPr>
+                <w:ilvl w:val="0"/>
+                <w:numId w:val="1"/>
+              </w:numPr>
+              <w:rPr>
+                <w:sz w:val="23"/>
+                <w:szCs w:val="23"/>
+              </w:rPr>
+            </w:pPr>
+            <w:r>
+              <w:rPr>
+                <w:sz w:val="23"/>
+                <w:szCs w:val="23"/>
+              </w:rPr>
+              <w:t xml:space="preserve">Display only the </w:t>
+            </w:r>
+            <w:proofErr w:type="spellStart"/>
+            <w:r>
+              <w:rPr>
+                <w:sz w:val="23"/>
+                <w:szCs w:val="23"/>
+              </w:rPr>
+              <w:t>HotelName</w:t>
+            </w:r>
+            <w:proofErr w:type="spellEnd"/>
+            <w:r>
+              <w:rPr>
+                <w:sz w:val="23"/>
+                <w:szCs w:val="23"/>
+              </w:rPr>
+              <w:t xml:space="preserve"> and </w:t>
+            </w:r>
+            <w:proofErr w:type="spellStart"/>
+            <w:r>
+              <w:rPr>
+                <w:sz w:val="23"/>
+                <w:szCs w:val="23"/>
+              </w:rPr>
+              <w:t>DateOfRegistration</w:t>
+            </w:r>
+            <w:proofErr w:type="spellEnd"/>
+            <w:r>
+              <w:rPr>
+                <w:sz w:val="23"/>
+                <w:szCs w:val="23"/>
+              </w:rPr>
+              <w:t xml:space="preserve"> where </w:t>
+            </w:r>
+            <w:proofErr w:type="spellStart"/>
+            <w:r>
+              <w:rPr>
+                <w:sz w:val="23"/>
+                <w:szCs w:val="23"/>
+              </w:rPr>
+              <w:t>HotelName</w:t>
+            </w:r>
+            <w:proofErr w:type="spellEnd"/>
+            <w:r>
+              <w:rPr>
+                <w:sz w:val="23"/>
+                <w:szCs w:val="23"/>
+              </w:rPr>
+              <w:t xml:space="preserve"> begins with letter “S”.</w:t>
+            </w:r>
+          </w:p>
+          <w:p>
+            <w:pPr>
+              <w:pStyle w:val="Default"/>
+              <w:ind w:left="720"/>
+              <w:rPr>
+                <w:sz w:val="23"/>
+                <w:szCs w:val="23"/>
+              </w:rPr>
+            </w:pPr>
+          </w:p>
+          <w:p>
+            <w:pPr>
+              <w:pStyle w:val="Default"/>
+              <w:numPr>
+                <w:ilvl w:val="0"/>
+                <w:numId w:val="1"/>
+              </w:numPr>
+              <w:rPr>
+                <w:sz w:val="23"/>
+                <w:szCs w:val="23"/>
+              </w:rPr>
+            </w:pPr>
+            <w:r>
+              <w:rPr>
+                <w:sz w:val="23"/>
+                <w:szCs w:val="23"/>
+              </w:rPr>
+              <w:t xml:space="preserve">Display </w:t>
+            </w:r>
+            <w:proofErr w:type="spellStart"/>
+            <w:r>
+              <w:rPr>
+                <w:sz w:val="23"/>
+                <w:szCs w:val="23"/>
+              </w:rPr>
+              <w:t>HotelName</w:t>
+            </w:r>
+            <w:proofErr w:type="spellEnd"/>
+            <w:r>
+              <w:rPr>
+                <w:sz w:val="23"/>
+                <w:szCs w:val="23"/>
+              </w:rPr>
+              <w:t xml:space="preserve"> and </w:t>
+            </w:r>
+            <w:proofErr w:type="spellStart"/>
+            <w:r>
+              <w:rPr>
+                <w:sz w:val="23"/>
+                <w:szCs w:val="23"/>
+              </w:rPr>
+              <w:t>ContactNumber</w:t>
+            </w:r>
+            <w:proofErr w:type="spellEnd"/>
+            <w:r>
+              <w:rPr>
+                <w:sz w:val="23"/>
+                <w:szCs w:val="23"/>
+              </w:rPr>
+              <w:t xml:space="preserve"> in the descending order of the </w:t>
+            </w:r>
+            <w:proofErr w:type="spellStart"/>
+            <w:r>
+              <w:rPr>
+                <w:sz w:val="23"/>
+                <w:szCs w:val="23"/>
+              </w:rPr>
+              <w:t>HotelName’s</w:t>
+            </w:r>
+            <w:proofErr w:type="spellEnd"/>
+            <w:r>
+              <w:rPr>
+                <w:sz w:val="23"/>
+                <w:szCs w:val="23"/>
+              </w:rPr>
+              <w:t>.</w:t>
+            </w:r>
+          </w:p>
+          <w:p>
+            <w:pPr>
+              <w:pStyle w:val="Default"/>
+              <w:ind w:left="720"/>
+              <w:rPr>
+                <w:sz w:val="23"/>
+                <w:szCs w:val="23"/>
+              </w:rPr>
+            </w:pPr>
+          </w:p>
+          <w:p>
+            <w:pPr>
+              <w:pStyle w:val="Default"/>
+              <w:numPr>
+                <w:ilvl w:val="0"/>
+                <w:numId w:val="1"/>
+              </w:numPr>
+              <w:rPr>
+                <w:sz w:val="23"/>
+                <w:szCs w:val="23"/>
+              </w:rPr>
+            </w:pPr>
+            <w:r>
+              <w:rPr>
+                <w:sz w:val="23"/>
+                <w:szCs w:val="23"/>
+              </w:rPr>
+              <w:t>Find those hotels where number of owners is 3.</w:t>
+            </w:r>
+          </w:p>
+          <w:p>
+            <w:pPr>
+              <w:pStyle w:val="Default"/>
+              <w:ind w:left="720"/>
+              <w:rPr>
+                <w:sz w:val="23"/>
+                <w:szCs w:val="23"/>
+              </w:rPr>
+            </w:pPr>
+          </w:p>
+          <w:p>
+            <w:pPr>
+              <w:pStyle w:val="Default"/>
+              <w:numPr>
+                <w:ilvl w:val="0"/>
+                <w:numId w:val="1"/>
+              </w:numPr>
+              <w:rPr>
+                <w:sz w:val="23"/>
+                <w:szCs w:val="23"/>
+              </w:rPr>
+            </w:pPr>
+            <w:r>
+              <w:rPr>
+                <w:sz w:val="23"/>
+                <w:szCs w:val="23"/>
+              </w:rPr>
+              <w:t xml:space="preserve">Add an owner “Mr. </w:t>
+            </w:r>
+            <w:proofErr w:type="spellStart"/>
+            <w:r>
+              <w:rPr>
+                <w:sz w:val="23"/>
+                <w:szCs w:val="23"/>
+              </w:rPr>
+              <w:t>Mathur</w:t>
+            </w:r>
+            <w:proofErr w:type="spellEnd"/>
+            <w:r>
+              <w:rPr>
+                <w:sz w:val="23"/>
+                <w:szCs w:val="23"/>
+              </w:rPr>
+              <w:t xml:space="preserve">” in the list of owners in the document whose </w:t>
+            </w:r>
+            <w:proofErr w:type="spellStart"/>
+            <w:r>
+              <w:rPr>
+                <w:sz w:val="23"/>
+                <w:szCs w:val="23"/>
+              </w:rPr>
+              <w:t>HotelId</w:t>
+            </w:r>
+            <w:proofErr w:type="spellEnd"/>
+            <w:r>
+              <w:rPr>
+                <w:sz w:val="23"/>
+                <w:szCs w:val="23"/>
+              </w:rPr>
+              <w:t xml:space="preserve"> is “HOT0395”.</w:t>
+            </w:r>
+          </w:p>
+          <w:p>
+            <w:pPr>
+              <w:pStyle w:val="Default"/>
+              <w:ind w:left="720"/>
+              <w:rPr>
+                <w:sz w:val="23"/>
+                <w:szCs w:val="23"/>
+              </w:rPr>
+            </w:pPr>
           </w:p>
           <w:p>
             <w:pPr>
@@ -3513,6 +4155,7 @@
                 <w:sz w:val="23"/>
                 <w:szCs w:val="23"/>
               </w:rPr>
+              <w:lastRenderedPageBreak/>
               <w:t xml:space="preserve">    "City": "Los Angeles",</w:t>
             </w:r>
           </w:p>
@@ -3618,8 +4261,6 @@
                 <w:szCs w:val="23"/>
               </w:rPr>
             </w:pPr>
-            <w:bookmarkStart w:id="0" w:name="_GoBack"/>
-            <w:bookmarkEnd w:id="0"/>
           </w:p>
           <w:p>
             <w:pPr>
@@ -3958,7 +4599,7 @@
   <w:abstractNum w:abstractNumId="0">
     <w:nsid w:val="651F1FC2"/>
     <w:multiLevelType w:val="hybridMultilevel"/>
-    <w:tmpl w:val="23FCED7C"/>
+    <w:tmpl w:val="676C2078"/>
     <w:lvl w:ilvl="0" w:tplc="0409000F">
       <w:start w:val="1"/>
       <w:numFmt w:val="decimal"/>
